--- a/lessons/5-9/homework.docx
+++ b/lessons/5-9/homework.docx
@@ -115,7 +115,7 @@
           <wp:inline distT="0" distB="0" distL="0" distR="0">
             <wp:extent cx="1047750" cy="790575"/>
             <wp:effectExtent t="0" r="0" b="0" l="0"/>
-            <wp:docPr id="1" name="" descr="" title=""/>
+            <wp:docPr id="1" name="Area of Regular Polygons" descr="Picture illustrating the vocabulary word &quot;Area of Regular Polygons&quot;" title="Area of Regular Polygons"/>
             <wp:cNvGraphicFramePr>
               <a:graphicFrameLocks xmlns:a="http://schemas.openxmlformats.org/drawingml/2006/main" noChangeAspect="1"/>
             </wp:cNvGraphicFramePr>
@@ -178,7 +178,7 @@
           <wp:inline distT="0" distB="0" distL="0" distR="0">
             <wp:extent cx="1047750" cy="790575"/>
             <wp:effectExtent t="0" r="0" b="0" l="0"/>
-            <wp:docPr id="1" name="" descr="" title=""/>
+            <wp:docPr id="1" name="Regular Polygon" descr="Picture illustrating the vocabulary word &quot;Regular Polygon&quot;" title="Regular Polygon"/>
             <wp:cNvGraphicFramePr>
               <a:graphicFrameLocks xmlns:a="http://schemas.openxmlformats.org/drawingml/2006/main" noChangeAspect="1"/>
             </wp:cNvGraphicFramePr>
@@ -241,7 +241,7 @@
           <wp:inline distT="0" distB="0" distL="0" distR="0">
             <wp:extent cx="1047750" cy="790575"/>
             <wp:effectExtent t="0" r="0" b="0" l="0"/>
-            <wp:docPr id="1" name="" descr="" title=""/>
+            <wp:docPr id="1" name="Decompose" descr="Picture illustrating the vocabulary word &quot;Decompose&quot;" title="Decompose"/>
             <wp:cNvGraphicFramePr>
               <a:graphicFrameLocks xmlns:a="http://schemas.openxmlformats.org/drawingml/2006/main" noChangeAspect="1"/>
             </wp:cNvGraphicFramePr>
@@ -304,7 +304,7 @@
           <wp:inline distT="0" distB="0" distL="0" distR="0">
             <wp:extent cx="1047750" cy="695325"/>
             <wp:effectExtent t="0" r="0" b="0" l="0"/>
-            <wp:docPr id="1" name="" descr="" title=""/>
+            <wp:docPr id="1" name="Triangle" descr="Picture illustrating the vocabulary word &quot;Triangle&quot;" title="Triangle"/>
             <wp:cNvGraphicFramePr>
               <a:graphicFrameLocks xmlns:a="http://schemas.openxmlformats.org/drawingml/2006/main" noChangeAspect="1"/>
             </wp:cNvGraphicFramePr>
@@ -367,7 +367,7 @@
           <wp:inline distT="0" distB="0" distL="0" distR="0">
             <wp:extent cx="1047750" cy="790575"/>
             <wp:effectExtent t="0" r="0" b="0" l="0"/>
-            <wp:docPr id="1" name="" descr="" title=""/>
+            <wp:docPr id="1" name="Composite" descr="Picture illustrating the vocabulary word &quot;Composite&quot;" title="Composite"/>
             <wp:cNvGraphicFramePr>
               <a:graphicFrameLocks xmlns:a="http://schemas.openxmlformats.org/drawingml/2006/main" noChangeAspect="1"/>
             </wp:cNvGraphicFramePr>
@@ -430,7 +430,7 @@
           <wp:inline distT="0" distB="0" distL="0" distR="0">
             <wp:extent cx="1047750" cy="790575"/>
             <wp:effectExtent t="0" r="0" b="0" l="0"/>
-            <wp:docPr id="1" name="" descr="" title=""/>
+            <wp:docPr id="1" name="Formula" descr="Picture illustrating the vocabulary word &quot;Formula&quot;" title="Formula"/>
             <wp:cNvGraphicFramePr>
               <a:graphicFrameLocks xmlns:a="http://schemas.openxmlformats.org/drawingml/2006/main" noChangeAspect="1"/>
             </wp:cNvGraphicFramePr>
@@ -516,7 +516,62 @@
           <w:b/>
           <w:bCs/>
         </w:rPr>
-        <w:t xml:space="preserve">1. A regular hexagon is divided into 6 equal triangles from the center. Each triangle has a base of 6 ft and a height of 5.2 ft. What is the area of one triangle?</w:t>
+        <w:t xml:space="preserve">1. A regular hexagon is divided into 6 equal triangles from the center. Each triangle has a base of 6 ft and a height of 5.2 ft. What is the area of one triangle? Use the given heights; nonsquare heights are rounded, so their areas are estimates.</w:t>
+      </w:r>
+    </w:p>
+    <w:p>
+      <w:pPr>
+        <w:spacing w:after="40" w:before="0"/>
+      </w:pPr>
+      <w:r>
+        <w:t xml:space="preserve">     A. 11.2 sq ft</w:t>
+      </w:r>
+    </w:p>
+    <w:p>
+      <w:pPr>
+        <w:spacing w:after="40" w:before="0"/>
+      </w:pPr>
+      <w:r>
+        <w:t xml:space="preserve">     B. 15.6 sq ft</w:t>
+      </w:r>
+    </w:p>
+    <w:p>
+      <w:pPr>
+        <w:spacing w:after="40" w:before="0"/>
+      </w:pPr>
+      <w:r>
+        <w:t xml:space="preserve">     C. 15.6 ft</w:t>
+      </w:r>
+    </w:p>
+    <w:p>
+      <w:pPr>
+        <w:spacing w:after="40" w:before="0"/>
+      </w:pPr>
+      <w:r>
+        <w:t xml:space="preserve">     D. 31.2 sq ft</w:t>
+      </w:r>
+    </w:p>
+    <w:p>
+      <w:pPr>
+        <w:spacing w:after="60" w:before="120"/>
+      </w:pPr>
+      <w:r>
+        <w:rPr>
+          <w:color w:val="BBBBBB"/>
+        </w:rPr>
+        <w:t xml:space="preserve">______________________________________________________________________</w:t>
+      </w:r>
+    </w:p>
+    <w:p>
+      <w:pPr>
+        <w:spacing w:after="80" w:before="0"/>
+      </w:pPr>
+      <w:r>
+        <w:rPr>
+          <w:b/>
+          <w:bCs/>
+        </w:rPr>
+        <w:t xml:space="preserve">2. A regular hexagonal skylight has 6 central triangles, each with base 6 ft and rounded height 5.2 ft. Using those measurements, what is the approximate total area?</w:t>
       </w:r>
     </w:p>
     <w:p>
@@ -532,78 +587,23 @@
         <w:spacing w:after="40" w:before="0"/>
       </w:pPr>
       <w:r>
-        <w:t xml:space="preserve">     B. 31.2 sq ft</w:t>
-      </w:r>
-    </w:p>
-    <w:p>
-      <w:pPr>
-        <w:spacing w:after="40" w:before="0"/>
-      </w:pPr>
-      <w:r>
-        <w:t xml:space="preserve">     C. 11.2 sq ft</w:t>
-      </w:r>
-    </w:p>
-    <w:p>
-      <w:pPr>
-        <w:spacing w:after="40" w:before="0"/>
-      </w:pPr>
-      <w:r>
-        <w:t xml:space="preserve">     D. 15.6 ft</w:t>
-      </w:r>
-    </w:p>
-    <w:p>
-      <w:pPr>
-        <w:spacing w:after="60" w:before="120"/>
-      </w:pPr>
-      <w:r>
-        <w:rPr>
-          <w:color w:val="BBBBBB"/>
-        </w:rPr>
-        <w:t xml:space="preserve">______________________________________________________________________</w:t>
-      </w:r>
-    </w:p>
-    <w:p>
-      <w:pPr>
-        <w:spacing w:after="80" w:before="0"/>
-      </w:pPr>
-      <w:r>
-        <w:rPr>
-          <w:b/>
-          <w:bCs/>
-        </w:rPr>
-        <w:t xml:space="preserve">2. Using the triangle from the previous question, what is the total area of the hexagonal skylight?</w:t>
-      </w:r>
-    </w:p>
-    <w:p>
-      <w:pPr>
-        <w:spacing w:after="40" w:before="0"/>
-      </w:pPr>
-      <w:r>
-        <w:t xml:space="preserve">     A. 93.6 sq ft</w:t>
-      </w:r>
-    </w:p>
-    <w:p>
-      <w:pPr>
-        <w:spacing w:after="40" w:before="0"/>
-      </w:pPr>
-      <w:r>
-        <w:t xml:space="preserve">     B. 15.6 sq ft</w:t>
-      </w:r>
-    </w:p>
-    <w:p>
-      <w:pPr>
-        <w:spacing w:after="40" w:before="0"/>
-      </w:pPr>
-      <w:r>
-        <w:t xml:space="preserve">     C. 187.2 sq ft</w:t>
-      </w:r>
-    </w:p>
-    <w:p>
-      <w:pPr>
-        <w:spacing w:after="40" w:before="0"/>
-      </w:pPr>
-      <w:r>
-        <w:t xml:space="preserve">     D. 62.4 sq ft</w:t>
+        <w:t xml:space="preserve">     B. 62.4 sq ft</w:t>
+      </w:r>
+    </w:p>
+    <w:p>
+      <w:pPr>
+        <w:spacing w:after="40" w:before="0"/>
+      </w:pPr>
+      <w:r>
+        <w:t xml:space="preserve">     C. 93.6 sq ft</w:t>
+      </w:r>
+    </w:p>
+    <w:p>
+      <w:pPr>
+        <w:spacing w:after="40" w:before="0"/>
+      </w:pPr>
+      <w:r>
+        <w:t xml:space="preserve">     D. 187.2 sq ft</w:t>
       </w:r>
     </w:p>
     <w:p>
@@ -963,7 +963,7 @@
                 <w:b w:val="false"/>
                 <w:bCs w:val="false"/>
               </w:rPr>
-              <w:t xml:space="preserve">4 ft</w:t>
+              <w:t xml:space="preserve">2.5 ft</w:t>
             </w:r>
           </w:p>
         </w:tc>
@@ -1103,7 +1103,7 @@
           <w:b/>
           <w:bCs/>
         </w:rPr>
-        <w:t xml:space="preserve">4. Match each polygon to its total area.</w:t>
+        <w:t xml:space="preserve">4. Match each polygon to its total area. Use the given heights; nonsquare heights are rounded, so their areas are estimates.</w:t>
       </w:r>
     </w:p>
     <w:tbl>
@@ -1172,7 +1172,7 @@
           </w:tcPr>
           <w:p>
             <w:r>
-              <w:t xml:space="preserve">F. 18 sq ft</w:t>
+              <w:t xml:space="preserve">F. 7.2 sq ft</w:t>
             </w:r>
           </w:p>
         </w:tc>
@@ -1194,7 +1194,7 @@
           </w:tcPr>
           <w:p>
             <w:r>
-              <w:t xml:space="preserve">E. 60 sq ft</w:t>
+              <w:t xml:space="preserve">E. 69 sq ft</w:t>
             </w:r>
           </w:p>
         </w:tc>
@@ -1216,7 +1216,7 @@
           </w:tcPr>
           <w:p>
             <w:r>
-              <w:t xml:space="preserve">D. 40 sq ft</w:t>
+              <w:t xml:space="preserve">D. 25 sq ft</w:t>
             </w:r>
           </w:p>
         </w:tc>
@@ -1228,7 +1228,7 @@
           </w:tcPr>
           <w:p>
             <w:r>
-              <w:t xml:space="preserve">____  Square: 4 triangles, each ½×5×4</w:t>
+              <w:t xml:space="preserve">____  Square: 4 triangles, each ½×5×2.5</w:t>
             </w:r>
           </w:p>
         </w:tc>
@@ -1250,7 +1250,7 @@
           </w:tcPr>
           <w:p>
             <w:r>
-              <w:t xml:space="preserve">____  Decagon: 10 triangles, each ½×3×4</w:t>
+              <w:t xml:space="preserve">____  Decagon: 10 triangles, each about ½×3×4.6</w:t>
             </w:r>
           </w:p>
         </w:tc>
@@ -1272,7 +1272,7 @@
           </w:tcPr>
           <w:p>
             <w:r>
-              <w:t xml:space="preserve">____  Equilateral triangle: 3 triangles, each ½×4×3</w:t>
+              <w:t xml:space="preserve">____  Equilateral triangle: 3 central triangles, each about ½×4×1.2</w:t>
             </w:r>
           </w:p>
         </w:tc>
@@ -1308,7 +1308,7 @@
           <w:b/>
           <w:bCs/>
         </w:rPr>
-        <w:t xml:space="preserve">5. Find the TOTAL area of each regular polygon, then sort it against the 90 sq ft cutoff.</w:t>
+        <w:t xml:space="preserve">5. Find the TOTAL area of each regular polygon, then sort it against the 90 sq ft cutoff. Use the given heights; nonsquare heights are rounded, so their areas are estimates.</w:t>
       </w:r>
     </w:p>
     <w:p>
@@ -1352,7 +1352,7 @@
         <w:spacing w:after="40" w:before="0"/>
       </w:pPr>
       <w:r>
-        <w:t xml:space="preserve">   • Square: 4 triangles, base 5 ft, height 4 ft   → __________________</w:t>
+        <w:t xml:space="preserve">   • Square: 4 triangles, base 5 ft, height 2.5 ft   → __________________</w:t>
       </w:r>
     </w:p>
     <w:p>
@@ -1375,7 +1375,7 @@
           <w:b/>
           <w:bCs/>
         </w:rPr>
-        <w:t xml:space="preserve">6. Spot the Common Mistake</w:t>
+        <w:t xml:space="preserve">6. Spot the Common Mistake (use rounded heights)</w:t>
       </w:r>
     </w:p>
     <w:p>
@@ -1472,15 +1472,15 @@
         <w:spacing w:after="40" w:before="0"/>
       </w:pPr>
       <w:r>
-        <w:t xml:space="preserve">     A. 72 cm²</w:t>
-      </w:r>
-    </w:p>
-    <w:p>
-      <w:pPr>
-        <w:spacing w:after="40" w:before="0"/>
-      </w:pPr>
-      <w:r>
-        <w:t xml:space="preserve">     B. 12 cm²</w:t>
+        <w:t xml:space="preserve">     A. 12 cm²</w:t>
+      </w:r>
+    </w:p>
+    <w:p>
+      <w:pPr>
+        <w:spacing w:after="40" w:before="0"/>
+      </w:pPr>
+      <w:r>
+        <w:t xml:space="preserve">     B. 18 cm²</w:t>
       </w:r>
     </w:p>
     <w:p>
@@ -1496,7 +1496,7 @@
         <w:spacing w:after="40" w:before="0"/>
       </w:pPr>
       <w:r>
-        <w:t xml:space="preserve">     D. 18 cm²</w:t>
+        <w:t xml:space="preserve">     D. 72 cm²</w:t>
       </w:r>
     </w:p>
     <w:p>
@@ -1519,39 +1519,39 @@
           <w:b/>
           <w:bCs/>
         </w:rPr>
-        <w:t xml:space="preserve">8. A regular pentagonal tile splits into 5 congruent triangles. Each triangle has a base of 4 in and a height of 6 in. What is the total area of the tile?</w:t>
-      </w:r>
-    </w:p>
-    <w:p>
-      <w:pPr>
-        <w:spacing w:after="40" w:before="0"/>
-      </w:pPr>
-      <w:r>
-        <w:t xml:space="preserve">     A. 60 in²</w:t>
-      </w:r>
-    </w:p>
-    <w:p>
-      <w:pPr>
-        <w:spacing w:after="40" w:before="0"/>
-      </w:pPr>
-      <w:r>
-        <w:t xml:space="preserve">     B. 12 in²</w:t>
-      </w:r>
-    </w:p>
-    <w:p>
-      <w:pPr>
-        <w:spacing w:after="40" w:before="0"/>
-      </w:pPr>
-      <w:r>
-        <w:t xml:space="preserve">     C. 24 in²</w:t>
-      </w:r>
-    </w:p>
-    <w:p>
-      <w:pPr>
-        <w:spacing w:after="40" w:before="0"/>
-      </w:pPr>
-      <w:r>
-        <w:t xml:space="preserve">     D. 120 in²</w:t>
+        <w:t xml:space="preserve">8. A regular pentagonal tile splits into 5 congruent triangles. Each triangle has a base of 4 in and a height of about 2.8 in. What is the total area of the tile? Use the given heights; nonsquare heights are rounded, so their areas are estimates.</w:t>
+      </w:r>
+    </w:p>
+    <w:p>
+      <w:pPr>
+        <w:spacing w:after="40" w:before="0"/>
+      </w:pPr>
+      <w:r>
+        <w:t xml:space="preserve">     A. 5.6 in²</w:t>
+      </w:r>
+    </w:p>
+    <w:p>
+      <w:pPr>
+        <w:spacing w:after="40" w:before="0"/>
+      </w:pPr>
+      <w:r>
+        <w:t xml:space="preserve">     B. 11.2 in²</w:t>
+      </w:r>
+    </w:p>
+    <w:p>
+      <w:pPr>
+        <w:spacing w:after="40" w:before="0"/>
+      </w:pPr>
+      <w:r>
+        <w:t xml:space="preserve">     C. 28 in²</w:t>
+      </w:r>
+    </w:p>
+    <w:p>
+      <w:pPr>
+        <w:spacing w:after="40" w:before="0"/>
+      </w:pPr>
+      <w:r>
+        <w:t xml:space="preserve">     D. 56 in²</w:t>
       </w:r>
     </w:p>
     <w:p>
@@ -1574,7 +1574,7 @@
           <w:b/>
           <w:bCs/>
         </w:rPr>
-        <w:t xml:space="preserve">9. Each tile decomposes into congruent triangles from its center. Work out the area of ONE triangle, then sort the tile.</w:t>
+        <w:t xml:space="preserve">9. Each tile decomposes into congruent triangles from its center. Work out the area of ONE triangle, then sort the tile. Use the given heights; nonsquare heights are rounded, so their areas are estimates.</w:t>
       </w:r>
     </w:p>
     <w:p>
@@ -1594,31 +1594,31 @@
         <w:spacing w:after="40" w:before="0"/>
       </w:pPr>
       <w:r>
-        <w:t xml:space="preserve">   • Square tile: base 4 ft, height 4 ft   → __________________</w:t>
-      </w:r>
-    </w:p>
-    <w:p>
-      <w:pPr>
-        <w:spacing w:after="40" w:before="0"/>
-      </w:pPr>
-      <w:r>
-        <w:t xml:space="preserve">   • Hexagon tile: base 6 ft, height 4 ft   → __________________</w:t>
-      </w:r>
-    </w:p>
-    <w:p>
-      <w:pPr>
-        <w:spacing w:after="40" w:before="0"/>
-      </w:pPr>
-      <w:r>
-        <w:t xml:space="preserve">   • Octagon tile: base 10 ft, height 3 ft   → __________________</w:t>
-      </w:r>
-    </w:p>
-    <w:p>
-      <w:pPr>
-        <w:spacing w:after="40" w:before="0"/>
-      </w:pPr>
-      <w:r>
-        <w:t xml:space="preserve">   • Pentagon tile: base 8 ft, height 5 ft   → __________________</w:t>
+        <w:t xml:space="preserve">   • Square tile: base 4 ft, height 2 ft   → __________________</w:t>
+      </w:r>
+    </w:p>
+    <w:p>
+      <w:pPr>
+        <w:spacing w:after="40" w:before="0"/>
+      </w:pPr>
+      <w:r>
+        <w:t xml:space="preserve">   • Hexagon tile: base 4 ft, height ≈ 3.5 ft   → __________________</w:t>
+      </w:r>
+    </w:p>
+    <w:p>
+      <w:pPr>
+        <w:spacing w:after="40" w:before="0"/>
+      </w:pPr>
+      <w:r>
+        <w:t xml:space="preserve">   • Octagon tile: base 6 ft, height ≈ 7.2 ft   → __________________</w:t>
+      </w:r>
+    </w:p>
+    <w:p>
+      <w:pPr>
+        <w:spacing w:after="40" w:before="0"/>
+      </w:pPr>
+      <w:r>
+        <w:t xml:space="preserve">   • Pentagon tile: base 8 ft, height ≈ 5.5 ft   → __________________</w:t>
       </w:r>
     </w:p>
     <w:p>
@@ -1641,7 +1641,7 @@
           <w:b/>
           <w:bCs/>
         </w:rPr>
-        <w:t xml:space="preserve">10. Match each polygon tile to its total area.</w:t>
+        <w:t xml:space="preserve">10. Match each polygon tile to its total area. Use the given heights; nonsquare heights are rounded, so their areas are estimates.</w:t>
       </w:r>
     </w:p>
     <w:tbl>
@@ -1700,7 +1700,7 @@
           </w:tcPr>
           <w:p>
             <w:r>
-              <w:t xml:space="preserve">____  Square tile: 4 triangles, each ½×9×2</w:t>
+              <w:t xml:space="preserve">____  Square tile: 4 triangles, each ½×9×4.5</w:t>
             </w:r>
           </w:p>
         </w:tc>
@@ -1710,7 +1710,7 @@
           </w:tcPr>
           <w:p>
             <w:r>
-              <w:t xml:space="preserve">D. 21 sq ft</w:t>
+              <w:t xml:space="preserve">D. About 15.6 sq ft</w:t>
             </w:r>
           </w:p>
         </w:tc>
@@ -1722,7 +1722,7 @@
           </w:tcPr>
           <w:p>
             <w:r>
-              <w:t xml:space="preserve">____  Octagon tile: 8 triangles, each ½×3×4</w:t>
+              <w:t xml:space="preserve">____  Octagon tile: 8 triangles, each about ½×3×3.6</w:t>
             </w:r>
           </w:p>
         </w:tc>
@@ -1732,7 +1732,7 @@
           </w:tcPr>
           <w:p>
             <w:r>
-              <w:t xml:space="preserve">C. 45 sq ft</w:t>
+              <w:t xml:space="preserve">C. About 64.5 sq ft</w:t>
             </w:r>
           </w:p>
         </w:tc>
@@ -1744,7 +1744,7 @@
           </w:tcPr>
           <w:p>
             <w:r>
-              <w:t xml:space="preserve">____  Hexagon tile: 6 triangles, each ½×5×3</w:t>
+              <w:t xml:space="preserve">____  Hexagon tile: 6 triangles, each about ½×5×4.3</w:t>
             </w:r>
           </w:p>
         </w:tc>
@@ -1754,7 +1754,7 @@
           </w:tcPr>
           <w:p>
             <w:r>
-              <w:t xml:space="preserve">B. 48 sq ft</w:t>
+              <w:t xml:space="preserve">B. About 43.2 sq ft</w:t>
             </w:r>
           </w:p>
         </w:tc>
@@ -1766,7 +1766,7 @@
           </w:tcPr>
           <w:p>
             <w:r>
-              <w:t xml:space="preserve">____  Equilateral triangle tile: 1 triangle, ½×7×6</w:t>
+              <w:t xml:space="preserve">____  Equilateral triangle tile: 1 whole triangle, about ½×6×5.2</w:t>
             </w:r>
           </w:p>
         </w:tc>
@@ -1776,7 +1776,7 @@
           </w:tcPr>
           <w:p>
             <w:r>
-              <w:t xml:space="preserve">A. 36 sq ft</w:t>
+              <w:t xml:space="preserve">A. 81 sq ft</w:t>
             </w:r>
           </w:p>
         </w:tc>
@@ -1820,7 +1820,7 @@
           <w:b/>
           <w:bCs/>
         </w:rPr>
-        <w:t xml:space="preserve">1. A. 15.6 sq ft</w:t>
+        <w:t xml:space="preserve">1. B. 15.6 sq ft</w:t>
       </w:r>
     </w:p>
     <w:p>
@@ -1852,7 +1852,7 @@
           <w:b/>
           <w:bCs/>
         </w:rPr>
-        <w:t xml:space="preserve">2. A. 93.6 sq ft</w:t>
+        <w:t xml:space="preserve">2. C. 93.6 sq ft</w:t>
       </w:r>
     </w:p>
     <w:p>
@@ -1924,15 +1924,15 @@
         <w:spacing w:after="20" w:before="0"/>
       </w:pPr>
       <w:r>
-        <w:t xml:space="preserve">     Square — Area of One Triangle: 10 sq ft</w:t>
-      </w:r>
-    </w:p>
-    <w:p>
-      <w:pPr>
-        <w:spacing w:after="20" w:before="0"/>
-      </w:pPr>
-      <w:r>
-        <w:t xml:space="preserve">     Square — Total Area: 40 sq ft</w:t>
+        <w:t xml:space="preserve">     Square — Area of One Triangle: 6.25 sq ft</w:t>
+      </w:r>
+    </w:p>
+    <w:p>
+      <w:pPr>
+        <w:spacing w:after="20" w:before="0"/>
+      </w:pPr>
+      <w:r>
+        <w:t xml:space="preserve">     Square — Total Area: 25 sq ft</w:t>
       </w:r>
     </w:p>
     <w:p>
@@ -2000,23 +2000,23 @@
         <w:spacing w:after="20" w:before="0"/>
       </w:pPr>
       <w:r>
-        <w:t xml:space="preserve">     Square: 4 triangles, each ½×5×4 → 40 sq ft</w:t>
-      </w:r>
-    </w:p>
-    <w:p>
-      <w:pPr>
-        <w:spacing w:after="20" w:before="0"/>
-      </w:pPr>
-      <w:r>
-        <w:t xml:space="preserve">     Decagon: 10 triangles, each ½×3×4 → 60 sq ft</w:t>
-      </w:r>
-    </w:p>
-    <w:p>
-      <w:pPr>
-        <w:spacing w:after="20" w:before="0"/>
-      </w:pPr>
-      <w:r>
-        <w:t xml:space="preserve">     Equilateral triangle: 3 triangles, each ½×4×3 → 18 sq ft</w:t>
+        <w:t xml:space="preserve">     Square: 4 triangles, each ½×5×2.5 → 25 sq ft</w:t>
+      </w:r>
+    </w:p>
+    <w:p>
+      <w:pPr>
+        <w:spacing w:after="20" w:before="0"/>
+      </w:pPr>
+      <w:r>
+        <w:t xml:space="preserve">     Decagon: 10 triangles, each about ½×3×4.6 → 69 sq ft</w:t>
+      </w:r>
+    </w:p>
+    <w:p>
+      <w:pPr>
+        <w:spacing w:after="20" w:before="0"/>
+      </w:pPr>
+      <w:r>
+        <w:t xml:space="preserve">     Equilateral triangle: 3 central triangles, each about ½×4×1.2 → 7.2 sq ft</w:t>
       </w:r>
     </w:p>
     <w:p>
@@ -2068,7 +2068,7 @@
         <w:spacing w:after="20" w:before="0"/>
       </w:pPr>
       <w:r>
-        <w:t xml:space="preserve">     Square: 4 triangles, base 5 ft, height 4 ft → Total area &lt; 90 sq ft</w:t>
+        <w:t xml:space="preserve">     Square: 4 triangles, base 5 ft, height 2.5 ft → Total area &lt; 90 sq ft</w:t>
       </w:r>
     </w:p>
     <w:p>
@@ -2088,7 +2088,7 @@
           <w:b/>
           <w:bCs/>
         </w:rPr>
-        <w:t xml:space="preserve">6. Spot the Common Mistake</w:t>
+        <w:t xml:space="preserve">6. Spot the Common Mistake (use rounded heights)</w:t>
       </w:r>
     </w:p>
     <w:p>
@@ -2124,7 +2124,7 @@
           <w:b/>
           <w:bCs/>
         </w:rPr>
-        <w:t xml:space="preserve">7. A. 72 cm²</w:t>
+        <w:t xml:space="preserve">7. D. 72 cm²</w:t>
       </w:r>
     </w:p>
     <w:p>
@@ -2156,15 +2156,15 @@
           <w:b/>
           <w:bCs/>
         </w:rPr>
-        <w:t xml:space="preserve">8. A. 60 in²</w:t>
-      </w:r>
-    </w:p>
-    <w:p>
-      <w:pPr>
-        <w:spacing w:after="20" w:before="0"/>
-      </w:pPr>
-      <w:r>
-        <w:t xml:space="preserve">     One triangle = ½ × 4 × 6 = 12 in². A pentagon has 5 triangles, so total = 5 × 12 = 60 in².</w:t>
+        <w:t xml:space="preserve">8. C. 28 in²</w:t>
+      </w:r>
+    </w:p>
+    <w:p>
+      <w:pPr>
+        <w:spacing w:after="20" w:before="0"/>
+      </w:pPr>
+      <w:r>
+        <w:t xml:space="preserve">     One triangle = ½ × 4 × 2.8 = 5.6 in². A pentagon has 5 triangles, so total = 5 × 5.6 = 28 in².</w:t>
       </w:r>
     </w:p>
     <w:p>
@@ -2196,31 +2196,31 @@
         <w:spacing w:after="20" w:before="0"/>
       </w:pPr>
       <w:r>
-        <w:t xml:space="preserve">     Square tile: base 4 ft, height 4 ft → One triangle ≤ 12 sq ft</w:t>
-      </w:r>
-    </w:p>
-    <w:p>
-      <w:pPr>
-        <w:spacing w:after="20" w:before="0"/>
-      </w:pPr>
-      <w:r>
-        <w:t xml:space="preserve">     Hexagon tile: base 6 ft, height 4 ft → One triangle ≤ 12 sq ft</w:t>
-      </w:r>
-    </w:p>
-    <w:p>
-      <w:pPr>
-        <w:spacing w:after="20" w:before="0"/>
-      </w:pPr>
-      <w:r>
-        <w:t xml:space="preserve">     Octagon tile: base 10 ft, height 3 ft → One triangle &gt; 12 sq ft</w:t>
-      </w:r>
-    </w:p>
-    <w:p>
-      <w:pPr>
-        <w:spacing w:after="20" w:before="0"/>
-      </w:pPr>
-      <w:r>
-        <w:t xml:space="preserve">     Pentagon tile: base 8 ft, height 5 ft → One triangle &gt; 12 sq ft</w:t>
+        <w:t xml:space="preserve">     Square tile: base 4 ft, height 2 ft → One triangle ≤ 12 sq ft</w:t>
+      </w:r>
+    </w:p>
+    <w:p>
+      <w:pPr>
+        <w:spacing w:after="20" w:before="0"/>
+      </w:pPr>
+      <w:r>
+        <w:t xml:space="preserve">     Hexagon tile: base 4 ft, height ≈ 3.5 ft → One triangle ≤ 12 sq ft</w:t>
+      </w:r>
+    </w:p>
+    <w:p>
+      <w:pPr>
+        <w:spacing w:after="20" w:before="0"/>
+      </w:pPr>
+      <w:r>
+        <w:t xml:space="preserve">     Octagon tile: base 6 ft, height ≈ 7.2 ft → One triangle &gt; 12 sq ft</w:t>
+      </w:r>
+    </w:p>
+    <w:p>
+      <w:pPr>
+        <w:spacing w:after="20" w:before="0"/>
+      </w:pPr>
+      <w:r>
+        <w:t xml:space="preserve">     Pentagon tile: base 8 ft, height ≈ 5.5 ft → One triangle &gt; 12 sq ft</w:t>
       </w:r>
     </w:p>
     <w:p>
@@ -2248,31 +2248,31 @@
         <w:spacing w:after="20" w:before="0"/>
       </w:pPr>
       <w:r>
-        <w:t xml:space="preserve">     Square tile: 4 triangles, each ½×9×2 → 36 sq ft</w:t>
-      </w:r>
-    </w:p>
-    <w:p>
-      <w:pPr>
-        <w:spacing w:after="20" w:before="0"/>
-      </w:pPr>
-      <w:r>
-        <w:t xml:space="preserve">     Octagon tile: 8 triangles, each ½×3×4 → 48 sq ft</w:t>
-      </w:r>
-    </w:p>
-    <w:p>
-      <w:pPr>
-        <w:spacing w:after="20" w:before="0"/>
-      </w:pPr>
-      <w:r>
-        <w:t xml:space="preserve">     Hexagon tile: 6 triangles, each ½×5×3 → 45 sq ft</w:t>
-      </w:r>
-    </w:p>
-    <w:p>
-      <w:pPr>
-        <w:spacing w:after="20" w:before="0"/>
-      </w:pPr>
-      <w:r>
-        <w:t xml:space="preserve">     Equilateral triangle tile: 1 triangle, ½×7×6 → 21 sq ft</w:t>
+        <w:t xml:space="preserve">     Square tile: 4 triangles, each ½×9×4.5 → 81 sq ft</w:t>
+      </w:r>
+    </w:p>
+    <w:p>
+      <w:pPr>
+        <w:spacing w:after="20" w:before="0"/>
+      </w:pPr>
+      <w:r>
+        <w:t xml:space="preserve">     Octagon tile: 8 triangles, each about ½×3×3.6 → About 43.2 sq ft</w:t>
+      </w:r>
+    </w:p>
+    <w:p>
+      <w:pPr>
+        <w:spacing w:after="20" w:before="0"/>
+      </w:pPr>
+      <w:r>
+        <w:t xml:space="preserve">     Hexagon tile: 6 triangles, each about ½×5×4.3 → About 64.5 sq ft</w:t>
+      </w:r>
+    </w:p>
+    <w:p>
+      <w:pPr>
+        <w:spacing w:after="20" w:before="0"/>
+      </w:pPr>
+      <w:r>
+        <w:t xml:space="preserve">     Equilateral triangle tile: 1 whole triangle, about ½×6×5.2 → About 15.6 sq ft</w:t>
       </w:r>
     </w:p>
     <w:p>
@@ -2469,7 +2469,14 @@
 <file path=word/styles.xml><?xml version="1.0" encoding="utf-8"?>
 <w:styles xmlns:mc="http://schemas.openxmlformats.org/markup-compatibility/2006" xmlns:r="http://schemas.openxmlformats.org/officeDocument/2006/relationships" xmlns:w="http://schemas.openxmlformats.org/wordprocessingml/2006/main" xmlns:w14="http://schemas.microsoft.com/office/word/2010/wordml" xmlns:w15="http://schemas.microsoft.com/office/word/2012/wordml" mc:Ignorable="w14 w15">
   <w:docDefaults>
-    <w:rPrDefault/>
+    <w:rPrDefault>
+      <w:rPr>
+        <w:rFonts w:ascii="Arial" w:cs="Arial" w:eastAsia="Arial" w:hAnsi="Arial"/>
+        <w:sz w:val="22"/>
+        <w:szCs w:val="22"/>
+        <w:lang w:val="en-US"/>
+      </w:rPr>
+    </w:rPrDefault>
     <w:pPrDefault/>
   </w:docDefaults>
   <w:style w:type="paragraph" w:styleId="Title">
@@ -2487,10 +2494,16 @@
     <w:basedOn w:val="Normal"/>
     <w:next w:val="Normal"/>
     <w:qFormat/>
+    <w:pPr>
+      <w:keepNext/>
+    </w:pPr>
     <w:rPr>
-      <w:color w:val="2E74B5"/>
-      <w:sz w:val="32"/>
-      <w:szCs w:val="32"/>
+      <w:rFonts w:ascii="Arial" w:cs="Arial" w:eastAsia="Arial" w:hAnsi="Arial"/>
+      <w:b/>
+      <w:bCs/>
+      <w:color w:val="183E56"/>
+      <w:sz w:val="34"/>
+      <w:szCs w:val="34"/>
     </w:rPr>
   </w:style>
   <w:style w:type="paragraph" w:styleId="Heading2">
@@ -2498,8 +2511,14 @@
     <w:basedOn w:val="Normal"/>
     <w:next w:val="Normal"/>
     <w:qFormat/>
+    <w:pPr>
+      <w:keepNext/>
+    </w:pPr>
     <w:rPr>
-      <w:color w:val="2E74B5"/>
+      <w:rFonts w:ascii="Arial" w:cs="Arial" w:eastAsia="Arial" w:hAnsi="Arial"/>
+      <w:b/>
+      <w:bCs/>
+      <w:color w:val="176B70"/>
       <w:sz w:val="26"/>
       <w:szCs w:val="26"/>
     </w:rPr>

--- a/lessons/5-9/homework.docx
+++ b/lessons/5-9/homework.docx
@@ -1791,496 +1791,6 @@
           <w:color w:val="BBBBBB"/>
         </w:rPr>
         <w:t xml:space="preserve">______________________________________________________________________</w:t>
-      </w:r>
-    </w:p>
-    <w:p>
-      <w:r>
-        <w:br w:type="page"/>
-      </w:r>
-    </w:p>
-    <w:p>
-      <w:pPr>
-        <w:pStyle w:val="Heading1"/>
-        <w:spacing w:after="120"/>
-      </w:pPr>
-      <w:r>
-        <w:rPr>
-          <w:b/>
-          <w:bCs/>
-        </w:rPr>
-        <w:t xml:space="preserve">Answer Key (Teacher)</w:t>
-      </w:r>
-    </w:p>
-    <w:p>
-      <w:pPr>
-        <w:spacing w:after="40" w:before="0"/>
-      </w:pPr>
-      <w:r>
-        <w:rPr>
-          <w:b/>
-          <w:bCs/>
-        </w:rPr>
-        <w:t xml:space="preserve">1. B. 15.6 sq ft</w:t>
-      </w:r>
-    </w:p>
-    <w:p>
-      <w:pPr>
-        <w:spacing w:after="20" w:before="0"/>
-      </w:pPr>
-      <w:r>
-        <w:t xml:space="preserve">     A = ½ × b × h = ½ × 6 × 5.2 = 15.6 square feet.</w:t>
-      </w:r>
-    </w:p>
-    <w:p>
-      <w:pPr>
-        <w:spacing w:after="80" w:before="0"/>
-      </w:pPr>
-      <w:r>
-        <w:rPr>
-          <w:i/>
-          <w:iCs/>
-        </w:rPr>
-        <w:t xml:space="preserve">     Watch for: A common mistake in Area of Regular Polygons is stopping after finding the area of ONE triangle and reporting that as the total area — or adding the number of triangles instead of multiplying. Remember: total area = (one triangle's area) × (number of sides), not (one triangle's area) + (number of sides).</w:t>
-      </w:r>
-    </w:p>
-    <w:p>
-      <w:pPr>
-        <w:spacing w:after="40" w:before="0"/>
-      </w:pPr>
-      <w:r>
-        <w:rPr>
-          <w:b/>
-          <w:bCs/>
-        </w:rPr>
-        <w:t xml:space="preserve">2. C. 93.6 sq ft</w:t>
-      </w:r>
-    </w:p>
-    <w:p>
-      <w:pPr>
-        <w:spacing w:after="20" w:before="0"/>
-      </w:pPr>
-      <w:r>
-        <w:t xml:space="preserve">     Total area = 6 triangles × 15.6 sq ft = 93.6 square feet.</w:t>
-      </w:r>
-    </w:p>
-    <w:p>
-      <w:pPr>
-        <w:spacing w:after="80" w:before="0"/>
-      </w:pPr>
-      <w:r>
-        <w:rPr>
-          <w:i/>
-          <w:iCs/>
-        </w:rPr>
-        <w:t xml:space="preserve">     Watch for: A common mistake in Area of Regular Polygons is stopping after finding the area of ONE triangle and reporting that as the total area — or adding the number of triangles instead of multiplying. Remember: total area = (one triangle's area) × (number of sides), not (one triangle's area) + (number of sides).</w:t>
-      </w:r>
-    </w:p>
-    <w:p>
-      <w:pPr>
-        <w:spacing w:after="40" w:before="0"/>
-      </w:pPr>
-      <w:r>
-        <w:rPr>
-          <w:b/>
-          <w:bCs/>
-        </w:rPr>
-        <w:t xml:space="preserve">3. Table</w:t>
-      </w:r>
-    </w:p>
-    <w:p>
-      <w:pPr>
-        <w:spacing w:after="20" w:before="0"/>
-      </w:pPr>
-      <w:r>
-        <w:t xml:space="preserve">     Hexagon — Area of One Triangle: 15.6 sq ft</w:t>
-      </w:r>
-    </w:p>
-    <w:p>
-      <w:pPr>
-        <w:spacing w:after="20" w:before="0"/>
-      </w:pPr>
-      <w:r>
-        <w:t xml:space="preserve">     Hexagon — Total Area: 93.6 sq ft</w:t>
-      </w:r>
-    </w:p>
-    <w:p>
-      <w:pPr>
-        <w:spacing w:after="20" w:before="0"/>
-      </w:pPr>
-      <w:r>
-        <w:t xml:space="preserve">     Pentagon — Area of One Triangle: 22 sq ft</w:t>
-      </w:r>
-    </w:p>
-    <w:p>
-      <w:pPr>
-        <w:spacing w:after="20" w:before="0"/>
-      </w:pPr>
-      <w:r>
-        <w:t xml:space="preserve">     Pentagon — Total Area: 110 sq ft</w:t>
-      </w:r>
-    </w:p>
-    <w:p>
-      <w:pPr>
-        <w:spacing w:after="20" w:before="0"/>
-      </w:pPr>
-      <w:r>
-        <w:t xml:space="preserve">     Square — Area of One Triangle: 6.25 sq ft</w:t>
-      </w:r>
-    </w:p>
-    <w:p>
-      <w:pPr>
-        <w:spacing w:after="20" w:before="0"/>
-      </w:pPr>
-      <w:r>
-        <w:t xml:space="preserve">     Square — Total Area: 25 sq ft</w:t>
-      </w:r>
-    </w:p>
-    <w:p>
-      <w:pPr>
-        <w:spacing w:after="20" w:before="0"/>
-      </w:pPr>
-      <w:r>
-        <w:t xml:space="preserve">     Octagon — Area of One Triangle: 9.6 sq ft</w:t>
-      </w:r>
-    </w:p>
-    <w:p>
-      <w:pPr>
-        <w:spacing w:after="20" w:before="0"/>
-      </w:pPr>
-      <w:r>
-        <w:t xml:space="preserve">     Octagon — Total Area: 76.8 sq ft</w:t>
-      </w:r>
-    </w:p>
-    <w:p>
-      <w:pPr>
-        <w:spacing w:after="40" w:before="0"/>
-      </w:pPr>
-      <w:r>
-        <w:t xml:space="preserve"/>
-      </w:r>
-    </w:p>
-    <w:p>
-      <w:pPr>
-        <w:spacing w:after="40" w:before="0"/>
-      </w:pPr>
-      <w:r>
-        <w:rPr>
-          <w:b/>
-          <w:bCs/>
-        </w:rPr>
-        <w:t xml:space="preserve">4. Matches:</w:t>
-      </w:r>
-    </w:p>
-    <w:p>
-      <w:pPr>
-        <w:spacing w:after="20" w:before="0"/>
-      </w:pPr>
-      <w:r>
-        <w:t xml:space="preserve">     Hexagon: 6 triangles, each ½×6×5.2 → 93.6 sq ft</w:t>
-      </w:r>
-    </w:p>
-    <w:p>
-      <w:pPr>
-        <w:spacing w:after="20" w:before="0"/>
-      </w:pPr>
-      <w:r>
-        <w:t xml:space="preserve">     Pentagon: 5 triangles, each ½×8×5.5 → 110 sq ft</w:t>
-      </w:r>
-    </w:p>
-    <w:p>
-      <w:pPr>
-        <w:spacing w:after="20" w:before="0"/>
-      </w:pPr>
-      <w:r>
-        <w:t xml:space="preserve">     Octagon: 8 triangles, each ½×4×4.8 → 76.8 sq ft</w:t>
-      </w:r>
-    </w:p>
-    <w:p>
-      <w:pPr>
-        <w:spacing w:after="20" w:before="0"/>
-      </w:pPr>
-      <w:r>
-        <w:t xml:space="preserve">     Square: 4 triangles, each ½×5×2.5 → 25 sq ft</w:t>
-      </w:r>
-    </w:p>
-    <w:p>
-      <w:pPr>
-        <w:spacing w:after="20" w:before="0"/>
-      </w:pPr>
-      <w:r>
-        <w:t xml:space="preserve">     Decagon: 10 triangles, each about ½×3×4.6 → 69 sq ft</w:t>
-      </w:r>
-    </w:p>
-    <w:p>
-      <w:pPr>
-        <w:spacing w:after="20" w:before="0"/>
-      </w:pPr>
-      <w:r>
-        <w:t xml:space="preserve">     Equilateral triangle: 3 central triangles, each about ½×4×1.2 → 7.2 sq ft</w:t>
-      </w:r>
-    </w:p>
-    <w:p>
-      <w:pPr>
-        <w:spacing w:after="40" w:before="0"/>
-      </w:pPr>
-      <w:r>
-        <w:t xml:space="preserve"/>
-      </w:r>
-    </w:p>
-    <w:p>
-      <w:pPr>
-        <w:spacing w:after="40" w:before="0"/>
-      </w:pPr>
-      <w:r>
-        <w:rPr>
-          <w:b/>
-          <w:bCs/>
-        </w:rPr>
-        <w:t xml:space="preserve">5. Correct groups:</w:t>
-      </w:r>
-    </w:p>
-    <w:p>
-      <w:pPr>
-        <w:spacing w:after="20" w:before="0"/>
-      </w:pPr>
-      <w:r>
-        <w:t xml:space="preserve">     Pentagon: 5 triangles, base 8 ft, height 5.5 ft → Total area ≥ 90 sq ft</w:t>
-      </w:r>
-    </w:p>
-    <w:p>
-      <w:pPr>
-        <w:spacing w:after="20" w:before="0"/>
-      </w:pPr>
-      <w:r>
-        <w:t xml:space="preserve">     Hexagon: 6 triangles, base 6 ft, height 5.2 ft → Total area ≥ 90 sq ft</w:t>
-      </w:r>
-    </w:p>
-    <w:p>
-      <w:pPr>
-        <w:spacing w:after="20" w:before="0"/>
-      </w:pPr>
-      <w:r>
-        <w:t xml:space="preserve">     Octagon: 8 triangles, base 4 ft, height 4.8 ft → Total area &lt; 90 sq ft</w:t>
-      </w:r>
-    </w:p>
-    <w:p>
-      <w:pPr>
-        <w:spacing w:after="20" w:before="0"/>
-      </w:pPr>
-      <w:r>
-        <w:t xml:space="preserve">     Square: 4 triangles, base 5 ft, height 2.5 ft → Total area &lt; 90 sq ft</w:t>
-      </w:r>
-    </w:p>
-    <w:p>
-      <w:pPr>
-        <w:spacing w:after="40" w:before="0"/>
-      </w:pPr>
-      <w:r>
-        <w:t xml:space="preserve"/>
-      </w:r>
-    </w:p>
-    <w:p>
-      <w:pPr>
-        <w:spacing w:after="40" w:before="0"/>
-      </w:pPr>
-      <w:r>
-        <w:rPr>
-          <w:b/>
-          <w:bCs/>
-        </w:rPr>
-        <w:t xml:space="preserve">6. Spot the Common Mistake (use rounded heights)</w:t>
-      </w:r>
-    </w:p>
-    <w:p>
-      <w:pPr>
-        <w:spacing w:after="20" w:before="0"/>
-      </w:pPr>
-      <w:r>
-        <w:t xml:space="preserve">     The mistake is in Step 3.</w:t>
-      </w:r>
-    </w:p>
-    <w:p>
-      <w:pPr>
-        <w:spacing w:after="20" w:before="0"/>
-      </w:pPr>
-      <w:r>
-        <w:t xml:space="preserve">     Correct work: The student forgot to multiply by ½ when finding the triangle's area. A = ½ × 6 × 4 = 12 sq ft, so Total = 5 × 12 = 60 sq ft.</w:t>
-      </w:r>
-    </w:p>
-    <w:p>
-      <w:pPr>
-        <w:spacing w:after="80" w:before="0"/>
-      </w:pPr>
-      <w:r>
-        <w:t xml:space="preserve">     Watch for: In the step that finds one triangle's area, the student used 6 × 4 = 24 and left out the ½. A triangle is half of the rectangle with the same base and height, so A = ½ × 6 × 4 = 12 sq ft and the pentagon's total is 5 × 12 = 60 sq ft.</w:t>
-      </w:r>
-    </w:p>
-    <w:p>
-      <w:pPr>
-        <w:spacing w:after="40" w:before="0"/>
-      </w:pPr>
-      <w:r>
-        <w:rPr>
-          <w:b/>
-          <w:bCs/>
-        </w:rPr>
-        <w:t xml:space="preserve">7. D. 72 cm²</w:t>
-      </w:r>
-    </w:p>
-    <w:p>
-      <w:pPr>
-        <w:spacing w:after="20" w:before="0"/>
-      </w:pPr>
-      <w:r>
-        <w:t xml:space="preserve">     A hexagon has 6 sides, so it splits into 6 equal triangles. Total = 6 × 12 = 72 cm².</w:t>
-      </w:r>
-    </w:p>
-    <w:p>
-      <w:pPr>
-        <w:spacing w:after="80" w:before="0"/>
-      </w:pPr>
-      <w:r>
-        <w:rPr>
-          <w:i/>
-          <w:iCs/>
-        </w:rPr>
-        <w:t xml:space="preserve">     Watch for: A common mistake in Area of Regular Polygons is stopping after finding the area of ONE triangle and reporting that as the total area — or adding the number of triangles instead of multiplying. Remember: total area = (one triangle's area) × (number of sides), not (one triangle's area) + (number of sides).</w:t>
-      </w:r>
-    </w:p>
-    <w:p>
-      <w:pPr>
-        <w:spacing w:after="40" w:before="0"/>
-      </w:pPr>
-      <w:r>
-        <w:rPr>
-          <w:b/>
-          <w:bCs/>
-        </w:rPr>
-        <w:t xml:space="preserve">8. C. 28 in²</w:t>
-      </w:r>
-    </w:p>
-    <w:p>
-      <w:pPr>
-        <w:spacing w:after="20" w:before="0"/>
-      </w:pPr>
-      <w:r>
-        <w:t xml:space="preserve">     One triangle = ½ × 4 × 2.8 = 5.6 in². A pentagon has 5 triangles, so total = 5 × 5.6 = 28 in².</w:t>
-      </w:r>
-    </w:p>
-    <w:p>
-      <w:pPr>
-        <w:spacing w:after="80" w:before="0"/>
-      </w:pPr>
-      <w:r>
-        <w:rPr>
-          <w:i/>
-          <w:iCs/>
-        </w:rPr>
-        <w:t xml:space="preserve">     Watch for: A common mistake in Area of Regular Polygons is stopping after finding the area of ONE triangle and reporting that as the total area — or adding the number of triangles instead of multiplying. Remember: total area = (one triangle's area) × (number of sides), not (one triangle's area) + (number of sides).</w:t>
-      </w:r>
-    </w:p>
-    <w:p>
-      <w:pPr>
-        <w:spacing w:after="40" w:before="0"/>
-      </w:pPr>
-      <w:r>
-        <w:rPr>
-          <w:b/>
-          <w:bCs/>
-        </w:rPr>
-        <w:t xml:space="preserve">9. Correct groups:</w:t>
-      </w:r>
-    </w:p>
-    <w:p>
-      <w:pPr>
-        <w:spacing w:after="20" w:before="0"/>
-      </w:pPr>
-      <w:r>
-        <w:t xml:space="preserve">     Square tile: base 4 ft, height 2 ft → One triangle ≤ 12 sq ft</w:t>
-      </w:r>
-    </w:p>
-    <w:p>
-      <w:pPr>
-        <w:spacing w:after="20" w:before="0"/>
-      </w:pPr>
-      <w:r>
-        <w:t xml:space="preserve">     Hexagon tile: base 4 ft, height ≈ 3.5 ft → One triangle ≤ 12 sq ft</w:t>
-      </w:r>
-    </w:p>
-    <w:p>
-      <w:pPr>
-        <w:spacing w:after="20" w:before="0"/>
-      </w:pPr>
-      <w:r>
-        <w:t xml:space="preserve">     Octagon tile: base 6 ft, height ≈ 7.2 ft → One triangle &gt; 12 sq ft</w:t>
-      </w:r>
-    </w:p>
-    <w:p>
-      <w:pPr>
-        <w:spacing w:after="20" w:before="0"/>
-      </w:pPr>
-      <w:r>
-        <w:t xml:space="preserve">     Pentagon tile: base 8 ft, height ≈ 5.5 ft → One triangle &gt; 12 sq ft</w:t>
-      </w:r>
-    </w:p>
-    <w:p>
-      <w:pPr>
-        <w:spacing w:after="40" w:before="0"/>
-      </w:pPr>
-      <w:r>
-        <w:t xml:space="preserve"/>
-      </w:r>
-    </w:p>
-    <w:p>
-      <w:pPr>
-        <w:spacing w:after="40" w:before="0"/>
-      </w:pPr>
-      <w:r>
-        <w:rPr>
-          <w:b/>
-          <w:bCs/>
-        </w:rPr>
-        <w:t xml:space="preserve">10. Matches:</w:t>
-      </w:r>
-    </w:p>
-    <w:p>
-      <w:pPr>
-        <w:spacing w:after="20" w:before="0"/>
-      </w:pPr>
-      <w:r>
-        <w:t xml:space="preserve">     Square tile: 4 triangles, each ½×9×4.5 → 81 sq ft</w:t>
-      </w:r>
-    </w:p>
-    <w:p>
-      <w:pPr>
-        <w:spacing w:after="20" w:before="0"/>
-      </w:pPr>
-      <w:r>
-        <w:t xml:space="preserve">     Octagon tile: 8 triangles, each about ½×3×3.6 → About 43.2 sq ft</w:t>
-      </w:r>
-    </w:p>
-    <w:p>
-      <w:pPr>
-        <w:spacing w:after="20" w:before="0"/>
-      </w:pPr>
-      <w:r>
-        <w:t xml:space="preserve">     Hexagon tile: 6 triangles, each about ½×5×4.3 → About 64.5 sq ft</w:t>
-      </w:r>
-    </w:p>
-    <w:p>
-      <w:pPr>
-        <w:spacing w:after="20" w:before="0"/>
-      </w:pPr>
-      <w:r>
-        <w:t xml:space="preserve">     Equilateral triangle tile: 1 whole triangle, about ½×6×5.2 → About 15.6 sq ft</w:t>
-      </w:r>
-    </w:p>
-    <w:p>
-      <w:pPr>
-        <w:spacing w:after="40" w:before="0"/>
-      </w:pPr>
-      <w:r>
-        <w:t xml:space="preserve"/>
       </w:r>
     </w:p>
     <w:sectPr>
